--- a/PEX3_Report_Template.docx
+++ b/PEX3_Report_Template.docx
@@ -24,7 +24,34 @@
       </w:r>
       <w:r>
         <w:br/>
-        <w:t>Name: ________________________     Section: ________     Date: ____________</w:t>
+        <w:t>Name: __</w:t>
+      </w:r>
+      <w:r>
+        <w:rPr>
+          <w:u w:val="single"/>
+        </w:rPr>
+        <w:t>Tanner Woodring</w:t>
+      </w:r>
+      <w:r>
+        <w:t>_______     Section: ____</w:t>
+      </w:r>
+      <w:r>
+        <w:rPr>
+          <w:u w:val="single"/>
+        </w:rPr>
+        <w:t>M3</w:t>
+      </w:r>
+      <w:r>
+        <w:t>____     Date: ___</w:t>
+      </w:r>
+      <w:r>
+        <w:rPr>
+          <w:u w:val="single"/>
+        </w:rPr>
+        <w:t>4/23/2026</w:t>
+      </w:r>
+      <w:r>
+        <w:t>___</w:t>
       </w:r>
     </w:p>
     <w:p>
@@ -37,9 +64,16 @@
     </w:p>
     <w:p>
       <w:r>
-        <w:t>[Replace this text with your documentation statement per the course syllabus. List all help received, references consulted, and AI tools used. A documentation statement is also required in main.c. Missing documentation from either location results in a 5% (4 pt) deduction.]</w:t>
+        <w:t>Documentation: I looked up on tutorialspoint what the parameters are for calloc</w:t>
+      </w:r>
+      <w:r>
+        <w:t>()</w:t>
+      </w:r>
+      <w:r>
+        <w:t xml:space="preserve"> and how to use it to allocate the faults array. I also used ChatGPT to help debug the segmentation faults that I was experiencing. I found that I wasn't updating the old tail/head to point away from the current node when it was moved. I also didn't consider cases where the queue was empty or had a single node, and that these cases mattered as well. No other sources were considered.</w:t>
       </w:r>
     </w:p>
+    <w:p/>
     <w:p>
       <w:pPr>
         <w:pStyle w:val="Heading1"/>
@@ -50,7 +84,58 @@
     </w:p>
     <w:p>
       <w:r>
-        <w:t>[State which frame size and how many frames you recommend to keep the page-fault rate below 10%. Justify your recommendation using your simulation data. Consider both memory overhead and fault-rate performance.]</w:t>
+        <w:t xml:space="preserve">I </w:t>
+      </w:r>
+      <w:r>
+        <w:t xml:space="preserve">recommend using a </w:t>
+      </w:r>
+      <w:r>
+        <w:t xml:space="preserve">1 KB </w:t>
+      </w:r>
+      <w:r>
+        <w:t>frame size because it has the least amount of memory overhead compared to the other three frame sizes.</w:t>
+      </w:r>
+      <w:r>
+        <w:t xml:space="preserve"> The spa</w:t>
+      </w:r>
+      <w:r>
+        <w:t xml:space="preserve">ce required to use a frame size of 1 KB is </w:t>
+      </w:r>
+      <w:r>
+        <w:t xml:space="preserve">325632 bytes, the next frame size </w:t>
+      </w:r>
+      <w:r>
+        <w:t>is</w:t>
+      </w:r>
+      <w:r>
+        <w:t xml:space="preserve"> 512 B because it takes more memory than </w:t>
+      </w:r>
+      <w:r>
+        <w:t xml:space="preserve">1 KB at 352768. The final two frame sizes have a memory requirement of </w:t>
+      </w:r>
+      <w:r>
+        <w:t>366592 and 434176 for 2 KB and 4 KB respectively.</w:t>
+      </w:r>
+      <w:r>
+        <w:t xml:space="preserve"> Looking at the page fault rate and keeping it below 10%, </w:t>
+      </w:r>
+      <w:r>
+        <w:t>all</w:t>
+      </w:r>
+      <w:r>
+        <w:t xml:space="preserve"> the frame sizes get close to 10%. However, </w:t>
+      </w:r>
+      <w:r>
+        <w:t xml:space="preserve">maximizing the frame size to achieve a fault rate below 10% will </w:t>
+      </w:r>
+      <w:r>
+        <w:t>not produce a significant difference</w:t>
+      </w:r>
+      <w:r>
+        <w:t xml:space="preserve"> because they all achieve a fault rate that is extremely close to </w:t>
+      </w:r>
+      <w:r>
+        <w:t>10%. This difference would not be noticeable unless the data set is very large.</w:t>
       </w:r>
     </w:p>
     <w:p>
@@ -145,6 +230,9 @@
             <w:pPr>
               <w:cnfStyle w:val="000000100000" w:firstRow="0" w:lastRow="0" w:firstColumn="0" w:lastColumn="0" w:oddVBand="0" w:evenVBand="0" w:oddHBand="1" w:evenHBand="0" w:firstRowFirstColumn="0" w:firstRowLastColumn="0" w:lastRowFirstColumn="0" w:lastRowLastColumn="0"/>
             </w:pPr>
+            <w:r>
+              <w:t>689</w:t>
+            </w:r>
           </w:p>
         </w:tc>
         <w:tc>
@@ -155,6 +243,9 @@
             <w:pPr>
               <w:cnfStyle w:val="000000100000" w:firstRow="0" w:lastRow="0" w:firstColumn="0" w:lastColumn="0" w:oddVBand="0" w:evenVBand="0" w:oddHBand="1" w:evenHBand="0" w:firstRowFirstColumn="0" w:firstRowLastColumn="0" w:lastRowFirstColumn="0" w:lastRowLastColumn="0"/>
             </w:pPr>
+            <w:r>
+              <w:t>0.099960</w:t>
+            </w:r>
           </w:p>
         </w:tc>
       </w:tr>
@@ -182,6 +273,9 @@
             <w:pPr>
               <w:cnfStyle w:val="000000010000" w:firstRow="0" w:lastRow="0" w:firstColumn="0" w:lastColumn="0" w:oddVBand="0" w:evenVBand="0" w:oddHBand="0" w:evenHBand="1" w:firstRowFirstColumn="0" w:firstRowLastColumn="0" w:lastRowFirstColumn="0" w:lastRowLastColumn="0"/>
             </w:pPr>
+            <w:r>
+              <w:t>318</w:t>
+            </w:r>
           </w:p>
         </w:tc>
         <w:tc>
@@ -192,6 +286,9 @@
             <w:pPr>
               <w:cnfStyle w:val="000000010000" w:firstRow="0" w:lastRow="0" w:firstColumn="0" w:lastColumn="0" w:oddVBand="0" w:evenVBand="0" w:oddHBand="0" w:evenHBand="1" w:firstRowFirstColumn="0" w:firstRowLastColumn="0" w:lastRowFirstColumn="0" w:lastRowLastColumn="0"/>
             </w:pPr>
+            <w:r>
+              <w:t>0.099937</w:t>
+            </w:r>
           </w:p>
         </w:tc>
       </w:tr>
@@ -219,6 +316,9 @@
             <w:pPr>
               <w:cnfStyle w:val="000000100000" w:firstRow="0" w:lastRow="0" w:firstColumn="0" w:lastColumn="0" w:oddVBand="0" w:evenVBand="0" w:oddHBand="1" w:evenHBand="0" w:firstRowFirstColumn="0" w:firstRowLastColumn="0" w:lastRowFirstColumn="0" w:lastRowLastColumn="0"/>
             </w:pPr>
+            <w:r>
+              <w:t>179</w:t>
+            </w:r>
           </w:p>
         </w:tc>
         <w:tc>
@@ -229,6 +329,9 @@
             <w:pPr>
               <w:cnfStyle w:val="000000100000" w:firstRow="0" w:lastRow="0" w:firstColumn="0" w:lastColumn="0" w:oddVBand="0" w:evenVBand="0" w:oddHBand="1" w:evenHBand="0" w:firstRowFirstColumn="0" w:firstRowLastColumn="0" w:lastRowFirstColumn="0" w:lastRowLastColumn="0"/>
             </w:pPr>
+            <w:r>
+              <w:t>0.099777</w:t>
+            </w:r>
           </w:p>
         </w:tc>
       </w:tr>
@@ -256,6 +359,9 @@
             <w:pPr>
               <w:cnfStyle w:val="000000010000" w:firstRow="0" w:lastRow="0" w:firstColumn="0" w:lastColumn="0" w:oddVBand="0" w:evenVBand="0" w:oddHBand="0" w:evenHBand="1" w:firstRowFirstColumn="0" w:firstRowLastColumn="0" w:lastRowFirstColumn="0" w:lastRowLastColumn="0"/>
             </w:pPr>
+            <w:r>
+              <w:t>106</w:t>
+            </w:r>
           </w:p>
         </w:tc>
         <w:tc>
@@ -266,6 +372,9 @@
             <w:pPr>
               <w:cnfStyle w:val="000000010000" w:firstRow="0" w:lastRow="0" w:firstColumn="0" w:lastColumn="0" w:oddVBand="0" w:evenVBand="0" w:oddHBand="0" w:evenHBand="1" w:firstRowFirstColumn="0" w:firstRowLastColumn="0" w:lastRowFirstColumn="0" w:lastRowLastColumn="0"/>
             </w:pPr>
+            <w:r>
+              <w:t>0.099938</w:t>
+            </w:r>
           </w:p>
         </w:tc>
       </w:tr>
@@ -276,6 +385,7 @@
         <w:pStyle w:val="Heading1"/>
       </w:pPr>
       <w:r>
+        <w:lastRenderedPageBreak/>
         <w:t>3. Frames vs. Number of Page Faults — 4 charts (6 pts)</w:t>
       </w:r>
     </w:p>
@@ -301,7 +411,41 @@
           <w:i/>
           <w:color w:val="888888"/>
         </w:rPr>
-        <w:t>[Insert 512 B Page Faults chart here]</w:t>
+        <w:drawing>
+          <wp:inline distT="0" distB="0" distL="0" distR="0" wp14:anchorId="096E16CC" wp14:editId="5F6D36C5">
+            <wp:extent cx="4601217" cy="2867425"/>
+            <wp:effectExtent l="0" t="0" r="8890" b="9525"/>
+            <wp:docPr id="391121404" name="Picture 1"/>
+            <wp:cNvGraphicFramePr>
+              <a:graphicFrameLocks xmlns:a="http://schemas.openxmlformats.org/drawingml/2006/main" noChangeAspect="1"/>
+            </wp:cNvGraphicFramePr>
+            <a:graphic xmlns:a="http://schemas.openxmlformats.org/drawingml/2006/main">
+              <a:graphicData uri="http://schemas.openxmlformats.org/drawingml/2006/picture">
+                <pic:pic xmlns:pic="http://schemas.openxmlformats.org/drawingml/2006/picture">
+                  <pic:nvPicPr>
+                    <pic:cNvPr id="391121404" name=""/>
+                    <pic:cNvPicPr/>
+                  </pic:nvPicPr>
+                  <pic:blipFill>
+                    <a:blip r:embed="rId9"/>
+                    <a:stretch>
+                      <a:fillRect/>
+                    </a:stretch>
+                  </pic:blipFill>
+                  <pic:spPr>
+                    <a:xfrm>
+                      <a:off x="0" y="0"/>
+                      <a:ext cx="4601217" cy="2867425"/>
+                    </a:xfrm>
+                    <a:prstGeom prst="rect">
+                      <a:avLst/>
+                    </a:prstGeom>
+                  </pic:spPr>
+                </pic:pic>
+              </a:graphicData>
+            </a:graphic>
+          </wp:inline>
+        </w:drawing>
       </w:r>
     </w:p>
     <w:p/>
@@ -310,7 +454,6 @@
         <w:pStyle w:val="Heading3"/>
       </w:pPr>
       <w:r>
-        <w:lastRenderedPageBreak/>
         <w:t>1 KB Frames — Page Faults (1.5 pts)</w:t>
       </w:r>
     </w:p>
@@ -323,15 +466,49 @@
           <w:i/>
           <w:color w:val="888888"/>
         </w:rPr>
-        <w:t>[Insert 1 KB Page Faults chart here]</w:t>
+        <w:drawing>
+          <wp:inline distT="0" distB="0" distL="0" distR="0" wp14:anchorId="6A5D3CD7" wp14:editId="15F3F6AC">
+            <wp:extent cx="4601217" cy="2867425"/>
+            <wp:effectExtent l="0" t="0" r="8890" b="9525"/>
+            <wp:docPr id="691031929" name="Picture 1"/>
+            <wp:cNvGraphicFramePr>
+              <a:graphicFrameLocks xmlns:a="http://schemas.openxmlformats.org/drawingml/2006/main" noChangeAspect="1"/>
+            </wp:cNvGraphicFramePr>
+            <a:graphic xmlns:a="http://schemas.openxmlformats.org/drawingml/2006/main">
+              <a:graphicData uri="http://schemas.openxmlformats.org/drawingml/2006/picture">
+                <pic:pic xmlns:pic="http://schemas.openxmlformats.org/drawingml/2006/picture">
+                  <pic:nvPicPr>
+                    <pic:cNvPr id="691031929" name=""/>
+                    <pic:cNvPicPr/>
+                  </pic:nvPicPr>
+                  <pic:blipFill>
+                    <a:blip r:embed="rId10"/>
+                    <a:stretch>
+                      <a:fillRect/>
+                    </a:stretch>
+                  </pic:blipFill>
+                  <pic:spPr>
+                    <a:xfrm>
+                      <a:off x="0" y="0"/>
+                      <a:ext cx="4601217" cy="2867425"/>
+                    </a:xfrm>
+                    <a:prstGeom prst="rect">
+                      <a:avLst/>
+                    </a:prstGeom>
+                  </pic:spPr>
+                </pic:pic>
+              </a:graphicData>
+            </a:graphic>
+          </wp:inline>
+        </w:drawing>
       </w:r>
     </w:p>
-    <w:p/>
     <w:p>
       <w:pPr>
         <w:pStyle w:val="Heading3"/>
       </w:pPr>
       <w:r>
+        <w:lastRenderedPageBreak/>
         <w:t>2 KB Frames — Page Faults (1.5 pts)</w:t>
       </w:r>
     </w:p>
@@ -340,14 +517,43 @@
         <w:jc w:val="center"/>
       </w:pPr>
       <w:r>
-        <w:rPr>
-          <w:i/>
-          <w:color w:val="888888"/>
-        </w:rPr>
-        <w:t>[Insert 2 KB Page Faults chart here]</w:t>
+        <w:drawing>
+          <wp:inline distT="0" distB="0" distL="0" distR="0" wp14:anchorId="7F3DFB40" wp14:editId="07DCC8C7">
+            <wp:extent cx="4591691" cy="2867425"/>
+            <wp:effectExtent l="0" t="0" r="0" b="9525"/>
+            <wp:docPr id="1393201106" name="Picture 1"/>
+            <wp:cNvGraphicFramePr>
+              <a:graphicFrameLocks xmlns:a="http://schemas.openxmlformats.org/drawingml/2006/main" noChangeAspect="1"/>
+            </wp:cNvGraphicFramePr>
+            <a:graphic xmlns:a="http://schemas.openxmlformats.org/drawingml/2006/main">
+              <a:graphicData uri="http://schemas.openxmlformats.org/drawingml/2006/picture">
+                <pic:pic xmlns:pic="http://schemas.openxmlformats.org/drawingml/2006/picture">
+                  <pic:nvPicPr>
+                    <pic:cNvPr id="1393201106" name=""/>
+                    <pic:cNvPicPr/>
+                  </pic:nvPicPr>
+                  <pic:blipFill>
+                    <a:blip r:embed="rId11"/>
+                    <a:stretch>
+                      <a:fillRect/>
+                    </a:stretch>
+                  </pic:blipFill>
+                  <pic:spPr>
+                    <a:xfrm>
+                      <a:off x="0" y="0"/>
+                      <a:ext cx="4591691" cy="2867425"/>
+                    </a:xfrm>
+                    <a:prstGeom prst="rect">
+                      <a:avLst/>
+                    </a:prstGeom>
+                  </pic:spPr>
+                </pic:pic>
+              </a:graphicData>
+            </a:graphic>
+          </wp:inline>
+        </w:drawing>
       </w:r>
     </w:p>
-    <w:p/>
     <w:p>
       <w:pPr>
         <w:pStyle w:val="Heading3"/>
@@ -363,12 +569,46 @@
       <w:r>
         <w:rPr>
           <w:i/>
+          <w:noProof/>
           <w:color w:val="888888"/>
         </w:rPr>
-        <w:t>[Insert 4 KB Page Faults chart here]</w:t>
+        <w:drawing>
+          <wp:inline distT="0" distB="0" distL="0" distR="0" wp14:anchorId="417F73FB" wp14:editId="35D14490">
+            <wp:extent cx="4592472" cy="2784718"/>
+            <wp:effectExtent l="0" t="0" r="0" b="0"/>
+            <wp:docPr id="85540255" name="Picture 1"/>
+            <wp:cNvGraphicFramePr>
+              <a:graphicFrameLocks xmlns:a="http://schemas.openxmlformats.org/drawingml/2006/main" noChangeAspect="1"/>
+            </wp:cNvGraphicFramePr>
+            <a:graphic xmlns:a="http://schemas.openxmlformats.org/drawingml/2006/main">
+              <a:graphicData uri="http://schemas.openxmlformats.org/drawingml/2006/picture">
+                <pic:pic xmlns:pic="http://schemas.openxmlformats.org/drawingml/2006/picture">
+                  <pic:nvPicPr>
+                    <pic:cNvPr id="85540255" name=""/>
+                    <pic:cNvPicPr/>
+                  </pic:nvPicPr>
+                  <pic:blipFill>
+                    <a:blip r:embed="rId12"/>
+                    <a:stretch>
+                      <a:fillRect/>
+                    </a:stretch>
+                  </pic:blipFill>
+                  <pic:spPr>
+                    <a:xfrm>
+                      <a:off x="0" y="0"/>
+                      <a:ext cx="4620985" cy="2802008"/>
+                    </a:xfrm>
+                    <a:prstGeom prst="rect">
+                      <a:avLst/>
+                    </a:prstGeom>
+                  </pic:spPr>
+                </pic:pic>
+              </a:graphicData>
+            </a:graphic>
+          </wp:inline>
+        </w:drawing>
       </w:r>
     </w:p>
-    <w:p/>
     <w:p>
       <w:pPr>
         <w:pStyle w:val="Heading1"/>
@@ -387,6 +627,7 @@
         <w:pStyle w:val="Heading3"/>
       </w:pPr>
       <w:r>
+        <w:lastRenderedPageBreak/>
         <w:t>512 B Frames — Fault Rate (1.5 pts)</w:t>
       </w:r>
     </w:p>
@@ -395,14 +636,43 @@
         <w:jc w:val="center"/>
       </w:pPr>
       <w:r>
-        <w:rPr>
-          <w:i/>
-          <w:color w:val="888888"/>
-        </w:rPr>
-        <w:t>[Insert 512 B Fault Rate chart here — include 10% reference line]</w:t>
+        <w:drawing>
+          <wp:inline distT="0" distB="0" distL="0" distR="0" wp14:anchorId="689EF770" wp14:editId="3587634C">
+            <wp:extent cx="4601217" cy="2867425"/>
+            <wp:effectExtent l="0" t="0" r="8890" b="9525"/>
+            <wp:docPr id="939700513" name="Picture 1"/>
+            <wp:cNvGraphicFramePr>
+              <a:graphicFrameLocks xmlns:a="http://schemas.openxmlformats.org/drawingml/2006/main" noChangeAspect="1"/>
+            </wp:cNvGraphicFramePr>
+            <a:graphic xmlns:a="http://schemas.openxmlformats.org/drawingml/2006/main">
+              <a:graphicData uri="http://schemas.openxmlformats.org/drawingml/2006/picture">
+                <pic:pic xmlns:pic="http://schemas.openxmlformats.org/drawingml/2006/picture">
+                  <pic:nvPicPr>
+                    <pic:cNvPr id="939700513" name=""/>
+                    <pic:cNvPicPr/>
+                  </pic:nvPicPr>
+                  <pic:blipFill>
+                    <a:blip r:embed="rId13"/>
+                    <a:stretch>
+                      <a:fillRect/>
+                    </a:stretch>
+                  </pic:blipFill>
+                  <pic:spPr>
+                    <a:xfrm>
+                      <a:off x="0" y="0"/>
+                      <a:ext cx="4601217" cy="2867425"/>
+                    </a:xfrm>
+                    <a:prstGeom prst="rect">
+                      <a:avLst/>
+                    </a:prstGeom>
+                  </pic:spPr>
+                </pic:pic>
+              </a:graphicData>
+            </a:graphic>
+          </wp:inline>
+        </w:drawing>
       </w:r>
     </w:p>
-    <w:p/>
     <w:p>
       <w:pPr>
         <w:pStyle w:val="Heading3"/>
@@ -420,15 +690,49 @@
           <w:i/>
           <w:color w:val="888888"/>
         </w:rPr>
-        <w:t>[Insert 1 KB Fault Rate chart here — include 10% reference line]</w:t>
+        <w:drawing>
+          <wp:inline distT="0" distB="0" distL="0" distR="0" wp14:anchorId="225D996F" wp14:editId="7BD3EE8B">
+            <wp:extent cx="4610743" cy="2876951"/>
+            <wp:effectExtent l="0" t="0" r="0" b="0"/>
+            <wp:docPr id="262316899" name="Picture 1"/>
+            <wp:cNvGraphicFramePr>
+              <a:graphicFrameLocks xmlns:a="http://schemas.openxmlformats.org/drawingml/2006/main" noChangeAspect="1"/>
+            </wp:cNvGraphicFramePr>
+            <a:graphic xmlns:a="http://schemas.openxmlformats.org/drawingml/2006/main">
+              <a:graphicData uri="http://schemas.openxmlformats.org/drawingml/2006/picture">
+                <pic:pic xmlns:pic="http://schemas.openxmlformats.org/drawingml/2006/picture">
+                  <pic:nvPicPr>
+                    <pic:cNvPr id="262316899" name=""/>
+                    <pic:cNvPicPr/>
+                  </pic:nvPicPr>
+                  <pic:blipFill>
+                    <a:blip r:embed="rId14"/>
+                    <a:stretch>
+                      <a:fillRect/>
+                    </a:stretch>
+                  </pic:blipFill>
+                  <pic:spPr>
+                    <a:xfrm>
+                      <a:off x="0" y="0"/>
+                      <a:ext cx="4610743" cy="2876951"/>
+                    </a:xfrm>
+                    <a:prstGeom prst="rect">
+                      <a:avLst/>
+                    </a:prstGeom>
+                  </pic:spPr>
+                </pic:pic>
+              </a:graphicData>
+            </a:graphic>
+          </wp:inline>
+        </w:drawing>
       </w:r>
     </w:p>
-    <w:p/>
     <w:p>
       <w:pPr>
         <w:pStyle w:val="Heading3"/>
       </w:pPr>
       <w:r>
+        <w:lastRenderedPageBreak/>
         <w:t>2 KB Frames — Fault Rate (1.5 pts)</w:t>
       </w:r>
     </w:p>
@@ -437,14 +741,43 @@
         <w:jc w:val="center"/>
       </w:pPr>
       <w:r>
-        <w:rPr>
-          <w:i/>
-          <w:color w:val="888888"/>
-        </w:rPr>
-        <w:t>[Insert 2 KB Fault Rate chart here — include 10% reference line]</w:t>
+        <w:drawing>
+          <wp:inline distT="0" distB="0" distL="0" distR="0" wp14:anchorId="500E9294" wp14:editId="5A1A07A3">
+            <wp:extent cx="4601217" cy="2886478"/>
+            <wp:effectExtent l="0" t="0" r="8890" b="9525"/>
+            <wp:docPr id="268493131" name="Picture 1"/>
+            <wp:cNvGraphicFramePr>
+              <a:graphicFrameLocks xmlns:a="http://schemas.openxmlformats.org/drawingml/2006/main" noChangeAspect="1"/>
+            </wp:cNvGraphicFramePr>
+            <a:graphic xmlns:a="http://schemas.openxmlformats.org/drawingml/2006/main">
+              <a:graphicData uri="http://schemas.openxmlformats.org/drawingml/2006/picture">
+                <pic:pic xmlns:pic="http://schemas.openxmlformats.org/drawingml/2006/picture">
+                  <pic:nvPicPr>
+                    <pic:cNvPr id="268493131" name=""/>
+                    <pic:cNvPicPr/>
+                  </pic:nvPicPr>
+                  <pic:blipFill>
+                    <a:blip r:embed="rId15"/>
+                    <a:stretch>
+                      <a:fillRect/>
+                    </a:stretch>
+                  </pic:blipFill>
+                  <pic:spPr>
+                    <a:xfrm>
+                      <a:off x="0" y="0"/>
+                      <a:ext cx="4601217" cy="2886478"/>
+                    </a:xfrm>
+                    <a:prstGeom prst="rect">
+                      <a:avLst/>
+                    </a:prstGeom>
+                  </pic:spPr>
+                </pic:pic>
+              </a:graphicData>
+            </a:graphic>
+          </wp:inline>
+        </w:drawing>
       </w:r>
     </w:p>
-    <w:p/>
     <w:p>
       <w:pPr>
         <w:pStyle w:val="Heading3"/>
@@ -458,14 +791,43 @@
         <w:jc w:val="center"/>
       </w:pPr>
       <w:r>
-        <w:rPr>
-          <w:i/>
-          <w:color w:val="888888"/>
-        </w:rPr>
-        <w:t>[Insert 4 KB Fault Rate chart here — include 10% reference line]</w:t>
+        <w:drawing>
+          <wp:inline distT="0" distB="0" distL="0" distR="0" wp14:anchorId="4778BEA2" wp14:editId="7E36306E">
+            <wp:extent cx="4610743" cy="2876951"/>
+            <wp:effectExtent l="0" t="0" r="0" b="0"/>
+            <wp:docPr id="1571094659" name="Picture 1"/>
+            <wp:cNvGraphicFramePr>
+              <a:graphicFrameLocks xmlns:a="http://schemas.openxmlformats.org/drawingml/2006/main" noChangeAspect="1"/>
+            </wp:cNvGraphicFramePr>
+            <a:graphic xmlns:a="http://schemas.openxmlformats.org/drawingml/2006/main">
+              <a:graphicData uri="http://schemas.openxmlformats.org/drawingml/2006/picture">
+                <pic:pic xmlns:pic="http://schemas.openxmlformats.org/drawingml/2006/picture">
+                  <pic:nvPicPr>
+                    <pic:cNvPr id="1571094659" name=""/>
+                    <pic:cNvPicPr/>
+                  </pic:nvPicPr>
+                  <pic:blipFill>
+                    <a:blip r:embed="rId16"/>
+                    <a:stretch>
+                      <a:fillRect/>
+                    </a:stretch>
+                  </pic:blipFill>
+                  <pic:spPr>
+                    <a:xfrm>
+                      <a:off x="0" y="0"/>
+                      <a:ext cx="4610743" cy="2876951"/>
+                    </a:xfrm>
+                    <a:prstGeom prst="rect">
+                      <a:avLst/>
+                    </a:prstGeom>
+                  </pic:spPr>
+                </pic:pic>
+              </a:graphicData>
+            </a:graphic>
+          </wp:inline>
+        </w:drawing>
       </w:r>
     </w:p>
-    <w:p/>
     <w:p>
       <w:pPr>
         <w:pStyle w:val="Heading1"/>
@@ -476,7 +838,44 @@
     </w:p>
     <w:p>
       <w:r>
-        <w:t>[Describe the shape of your fault-rate curves. Note the steep initial drop followed by flattening. Where does the inflection point occur for each frame size? What does the inflection point tell you about the process's working set size? Discuss any other interesting features you observe in the graphs.]</w:t>
+        <w:t xml:space="preserve">While each graph is scaled differently, </w:t>
+      </w:r>
+      <w:r>
+        <w:t xml:space="preserve">the shape of each curve is the same. </w:t>
+      </w:r>
+      <w:r>
+        <w:t xml:space="preserve">There is initially a high fault rate if there are very few </w:t>
+      </w:r>
+      <w:r>
+        <w:t xml:space="preserve">frames allocated. </w:t>
+      </w:r>
+      <w:r>
+        <w:t xml:space="preserve">This means that </w:t>
+      </w:r>
+      <w:r>
+        <w:t xml:space="preserve">the value of adding one more frame is worth the memory overhead experienced. </w:t>
+      </w:r>
+      <w:r>
+        <w:t xml:space="preserve">After allocating </w:t>
+      </w:r>
+      <w:r>
+        <w:t>the frames, the line begins to flatten rapidly</w:t>
+      </w:r>
+      <w:r>
+        <w:t xml:space="preserve">. This means that adding one additional frame does not </w:t>
+      </w:r>
+      <w:r>
+        <w:t xml:space="preserve">achieve a significant decrease in the fault rate. There exists an inflection point in the graphs that once it is reached, unless a </w:t>
+      </w:r>
+      <w:r>
+        <w:t xml:space="preserve">significantly low fault rate is necessary, adding one more frame is no longer </w:t>
+      </w:r>
+      <w:r>
+        <w:lastRenderedPageBreak/>
+        <w:t xml:space="preserve">beneficial when considering balancing </w:t>
+      </w:r>
+      <w:r>
+        <w:t>the cost of memory overhead and the benefits of a lower fault rate.</w:t>
       </w:r>
     </w:p>
     <w:p>
@@ -484,732 +883,57 @@
         <w:pStyle w:val="Heading1"/>
       </w:pPr>
       <w:r>
-        <w:lastRenderedPageBreak/>
         <w:t>6. Frame Size and Fault Rate Tradeoffs (5 pts)</w:t>
       </w:r>
     </w:p>
     <w:p>
       <w:r>
-        <w:t>[Discuss how larger frames reduce the number of distinct pages but increase internal fragmentation. Does your data support a preference for larger or smaller frames? What is the tradeoff between fewer faults (larger frames) and wasted memory (internal fragmentation)?]</w:t>
+        <w:t>Using a larger</w:t>
       </w:r>
-    </w:p>
-    <w:p>
       <w:r>
-        <w:br w:type="page"/>
+        <w:t xml:space="preserve"> frame size reduces the total number of distinct pages but increases the internal fragmentation. </w:t>
       </w:r>
-    </w:p>
-    <w:p>
-      <w:pPr>
-        <w:pStyle w:val="Heading2"/>
-      </w:pPr>
       <w:r>
-        <w:lastRenderedPageBreak/>
-        <w:t>Grading Rubric (delete this page before submitting)</w:t>
+        <w:t xml:space="preserve">This </w:t>
       </w:r>
-    </w:p>
-    <w:p>
-      <w:pPr>
-        <w:pStyle w:val="Heading3"/>
-      </w:pPr>
       <w:r>
-        <w:t>Point Breakdown (30 pts total)</w:t>
+        <w:t xml:space="preserve">inverse relationship implies that </w:t>
       </w:r>
-    </w:p>
-    <w:tbl>
-      <w:tblPr>
-        <w:tblStyle w:val="LightGrid-Accent1"/>
-        <w:tblW w:w="0" w:type="auto"/>
-        <w:jc w:val="center"/>
-        <w:tblLook w:val="04A0" w:firstRow="1" w:lastRow="0" w:firstColumn="1" w:lastColumn="0" w:noHBand="0" w:noVBand="1"/>
-      </w:tblPr>
-      <w:tblGrid>
-        <w:gridCol w:w="4320"/>
-        <w:gridCol w:w="4320"/>
-      </w:tblGrid>
-      <w:tr>
-        <w:trPr>
-          <w:cnfStyle w:val="100000000000" w:firstRow="1" w:lastRow="0" w:firstColumn="0" w:lastColumn="0" w:oddVBand="0" w:evenVBand="0" w:oddHBand="0" w:evenHBand="0" w:firstRowFirstColumn="0" w:firstRowLastColumn="0" w:lastRowFirstColumn="0" w:lastRowLastColumn="0"/>
-          <w:jc w:val="center"/>
-        </w:trPr>
-        <w:tc>
-          <w:tcPr>
-            <w:cnfStyle w:val="001000000000" w:firstRow="0" w:lastRow="0" w:firstColumn="1" w:lastColumn="0" w:oddVBand="0" w:evenVBand="0" w:oddHBand="0" w:evenHBand="0" w:firstRowFirstColumn="0" w:firstRowLastColumn="0" w:lastRowFirstColumn="0" w:lastRowLastColumn="0"/>
-            <w:tcW w:w="4320" w:type="dxa"/>
-          </w:tcPr>
-          <w:p>
-            <w:r>
-              <w:t>Component</w:t>
-            </w:r>
-          </w:p>
-        </w:tc>
-        <w:tc>
-          <w:tcPr>
-            <w:tcW w:w="4320" w:type="dxa"/>
-          </w:tcPr>
-          <w:p>
-            <w:pPr>
-              <w:cnfStyle w:val="100000000000" w:firstRow="1" w:lastRow="0" w:firstColumn="0" w:lastColumn="0" w:oddVBand="0" w:evenVBand="0" w:oddHBand="0" w:evenHBand="0" w:firstRowFirstColumn="0" w:firstRowLastColumn="0" w:lastRowFirstColumn="0" w:lastRowLastColumn="0"/>
-            </w:pPr>
-            <w:r>
-              <w:t>Points</w:t>
-            </w:r>
-          </w:p>
-        </w:tc>
-      </w:tr>
-      <w:tr>
-        <w:trPr>
-          <w:cnfStyle w:val="000000100000" w:firstRow="0" w:lastRow="0" w:firstColumn="0" w:lastColumn="0" w:oddVBand="0" w:evenVBand="0" w:oddHBand="1" w:evenHBand="0" w:firstRowFirstColumn="0" w:firstRowLastColumn="0" w:lastRowFirstColumn="0" w:lastRowLastColumn="0"/>
-          <w:jc w:val="center"/>
-        </w:trPr>
-        <w:tc>
-          <w:tcPr>
-            <w:cnfStyle w:val="001000000000" w:firstRow="0" w:lastRow="0" w:firstColumn="1" w:lastColumn="0" w:oddVBand="0" w:evenVBand="0" w:oddHBand="0" w:evenHBand="0" w:firstRowFirstColumn="0" w:firstRowLastColumn="0" w:lastRowFirstColumn="0" w:lastRowLastColumn="0"/>
-            <w:tcW w:w="4320" w:type="dxa"/>
-          </w:tcPr>
-          <w:p>
-            <w:r>
-              <w:t>Optimum Frame Size Recommendation</w:t>
-            </w:r>
-          </w:p>
-        </w:tc>
-        <w:tc>
-          <w:tcPr>
-            <w:tcW w:w="4320" w:type="dxa"/>
-          </w:tcPr>
-          <w:p>
-            <w:pPr>
-              <w:cnfStyle w:val="000000100000" w:firstRow="0" w:lastRow="0" w:firstColumn="0" w:lastColumn="0" w:oddVBand="0" w:evenVBand="0" w:oddHBand="1" w:evenHBand="0" w:firstRowFirstColumn="0" w:firstRowLastColumn="0" w:lastRowFirstColumn="0" w:lastRowLastColumn="0"/>
-            </w:pPr>
-            <w:r>
-              <w:t>4</w:t>
-            </w:r>
-          </w:p>
-        </w:tc>
-      </w:tr>
-      <w:tr>
-        <w:trPr>
-          <w:cnfStyle w:val="000000010000" w:firstRow="0" w:lastRow="0" w:firstColumn="0" w:lastColumn="0" w:oddVBand="0" w:evenVBand="0" w:oddHBand="0" w:evenHBand="1" w:firstRowFirstColumn="0" w:firstRowLastColumn="0" w:lastRowFirstColumn="0" w:lastRowLastColumn="0"/>
-          <w:jc w:val="center"/>
-        </w:trPr>
-        <w:tc>
-          <w:tcPr>
-            <w:cnfStyle w:val="001000000000" w:firstRow="0" w:lastRow="0" w:firstColumn="1" w:lastColumn="0" w:oddVBand="0" w:evenVBand="0" w:oddHBand="0" w:evenHBand="0" w:firstRowFirstColumn="0" w:firstRowLastColumn="0" w:lastRowFirstColumn="0" w:lastRowLastColumn="0"/>
-            <w:tcW w:w="4320" w:type="dxa"/>
-          </w:tcPr>
-          <w:p>
-            <w:r>
-              <w:t>Frames for &lt; 10% Target Table</w:t>
-            </w:r>
-          </w:p>
-        </w:tc>
-        <w:tc>
-          <w:tcPr>
-            <w:tcW w:w="4320" w:type="dxa"/>
-          </w:tcPr>
-          <w:p>
-            <w:pPr>
-              <w:cnfStyle w:val="000000010000" w:firstRow="0" w:lastRow="0" w:firstColumn="0" w:lastColumn="0" w:oddVBand="0" w:evenVBand="0" w:oddHBand="0" w:evenHBand="1" w:firstRowFirstColumn="0" w:firstRowLastColumn="0" w:lastRowFirstColumn="0" w:lastRowLastColumn="0"/>
-            </w:pPr>
-            <w:r>
-              <w:t>4</w:t>
-            </w:r>
-          </w:p>
-        </w:tc>
-      </w:tr>
-      <w:tr>
-        <w:trPr>
-          <w:cnfStyle w:val="000000100000" w:firstRow="0" w:lastRow="0" w:firstColumn="0" w:lastColumn="0" w:oddVBand="0" w:evenVBand="0" w:oddHBand="1" w:evenHBand="0" w:firstRowFirstColumn="0" w:firstRowLastColumn="0" w:lastRowFirstColumn="0" w:lastRowLastColumn="0"/>
-          <w:jc w:val="center"/>
-        </w:trPr>
-        <w:tc>
-          <w:tcPr>
-            <w:cnfStyle w:val="001000000000" w:firstRow="0" w:lastRow="0" w:firstColumn="1" w:lastColumn="0" w:oddVBand="0" w:evenVBand="0" w:oddHBand="0" w:evenHBand="0" w:firstRowFirstColumn="0" w:firstRowLastColumn="0" w:lastRowFirstColumn="0" w:lastRowLastColumn="0"/>
-            <w:tcW w:w="4320" w:type="dxa"/>
-          </w:tcPr>
-          <w:p>
-            <w:r>
-              <w:t>Page Fault Charts (4 charts x 1.5 pts)</w:t>
-            </w:r>
-          </w:p>
-        </w:tc>
-        <w:tc>
-          <w:tcPr>
-            <w:tcW w:w="4320" w:type="dxa"/>
-          </w:tcPr>
-          <w:p>
-            <w:pPr>
-              <w:cnfStyle w:val="000000100000" w:firstRow="0" w:lastRow="0" w:firstColumn="0" w:lastColumn="0" w:oddVBand="0" w:evenVBand="0" w:oddHBand="1" w:evenHBand="0" w:firstRowFirstColumn="0" w:firstRowLastColumn="0" w:lastRowFirstColumn="0" w:lastRowLastColumn="0"/>
-            </w:pPr>
-            <w:r>
-              <w:t>6</w:t>
-            </w:r>
-          </w:p>
-        </w:tc>
-      </w:tr>
-      <w:tr>
-        <w:trPr>
-          <w:cnfStyle w:val="000000010000" w:firstRow="0" w:lastRow="0" w:firstColumn="0" w:lastColumn="0" w:oddVBand="0" w:evenVBand="0" w:oddHBand="0" w:evenHBand="1" w:firstRowFirstColumn="0" w:firstRowLastColumn="0" w:lastRowFirstColumn="0" w:lastRowLastColumn="0"/>
-          <w:jc w:val="center"/>
-        </w:trPr>
-        <w:tc>
-          <w:tcPr>
-            <w:cnfStyle w:val="001000000000" w:firstRow="0" w:lastRow="0" w:firstColumn="1" w:lastColumn="0" w:oddVBand="0" w:evenVBand="0" w:oddHBand="0" w:evenHBand="0" w:firstRowFirstColumn="0" w:firstRowLastColumn="0" w:lastRowFirstColumn="0" w:lastRowLastColumn="0"/>
-            <w:tcW w:w="4320" w:type="dxa"/>
-          </w:tcPr>
-          <w:p>
-            <w:r>
-              <w:t>Fault Rate Charts (4 charts x 1.5 pts)</w:t>
-            </w:r>
-          </w:p>
-        </w:tc>
-        <w:tc>
-          <w:tcPr>
-            <w:tcW w:w="4320" w:type="dxa"/>
-          </w:tcPr>
-          <w:p>
-            <w:pPr>
-              <w:cnfStyle w:val="000000010000" w:firstRow="0" w:lastRow="0" w:firstColumn="0" w:lastColumn="0" w:oddVBand="0" w:evenVBand="0" w:oddHBand="0" w:evenHBand="1" w:firstRowFirstColumn="0" w:firstRowLastColumn="0" w:lastRowFirstColumn="0" w:lastRowLastColumn="0"/>
-            </w:pPr>
-            <w:r>
-              <w:t>6</w:t>
-            </w:r>
-          </w:p>
-        </w:tc>
-      </w:tr>
-      <w:tr>
-        <w:trPr>
-          <w:cnfStyle w:val="000000100000" w:firstRow="0" w:lastRow="0" w:firstColumn="0" w:lastColumn="0" w:oddVBand="0" w:evenVBand="0" w:oddHBand="1" w:evenHBand="0" w:firstRowFirstColumn="0" w:firstRowLastColumn="0" w:lastRowFirstColumn="0" w:lastRowLastColumn="0"/>
-          <w:jc w:val="center"/>
-        </w:trPr>
-        <w:tc>
-          <w:tcPr>
-            <w:cnfStyle w:val="001000000000" w:firstRow="0" w:lastRow="0" w:firstColumn="1" w:lastColumn="0" w:oddVBand="0" w:evenVBand="0" w:oddHBand="0" w:evenHBand="0" w:firstRowFirstColumn="0" w:firstRowLastColumn="0" w:lastRowFirstColumn="0" w:lastRowLastColumn="0"/>
-            <w:tcW w:w="4320" w:type="dxa"/>
-          </w:tcPr>
-          <w:p>
-            <w:r>
-              <w:t>Curve Shape / Working Set Analysis</w:t>
-            </w:r>
-          </w:p>
-        </w:tc>
-        <w:tc>
-          <w:tcPr>
-            <w:tcW w:w="4320" w:type="dxa"/>
-          </w:tcPr>
-          <w:p>
-            <w:pPr>
-              <w:cnfStyle w:val="000000100000" w:firstRow="0" w:lastRow="0" w:firstColumn="0" w:lastColumn="0" w:oddVBand="0" w:evenVBand="0" w:oddHBand="1" w:evenHBand="0" w:firstRowFirstColumn="0" w:firstRowLastColumn="0" w:lastRowFirstColumn="0" w:lastRowLastColumn="0"/>
-            </w:pPr>
-            <w:r>
-              <w:t>5</w:t>
-            </w:r>
-          </w:p>
-        </w:tc>
-      </w:tr>
-      <w:tr>
-        <w:trPr>
-          <w:cnfStyle w:val="000000010000" w:firstRow="0" w:lastRow="0" w:firstColumn="0" w:lastColumn="0" w:oddVBand="0" w:evenVBand="0" w:oddHBand="0" w:evenHBand="1" w:firstRowFirstColumn="0" w:firstRowLastColumn="0" w:lastRowFirstColumn="0" w:lastRowLastColumn="0"/>
-          <w:jc w:val="center"/>
-        </w:trPr>
-        <w:tc>
-          <w:tcPr>
-            <w:cnfStyle w:val="001000000000" w:firstRow="0" w:lastRow="0" w:firstColumn="1" w:lastColumn="0" w:oddVBand="0" w:evenVBand="0" w:oddHBand="0" w:evenHBand="0" w:firstRowFirstColumn="0" w:firstRowLastColumn="0" w:lastRowFirstColumn="0" w:lastRowLastColumn="0"/>
-            <w:tcW w:w="4320" w:type="dxa"/>
-          </w:tcPr>
-          <w:p>
-            <w:r>
-              <w:t>Frame Size Tradeoffs</w:t>
-            </w:r>
-          </w:p>
-        </w:tc>
-        <w:tc>
-          <w:tcPr>
-            <w:tcW w:w="4320" w:type="dxa"/>
-          </w:tcPr>
-          <w:p>
-            <w:pPr>
-              <w:cnfStyle w:val="000000010000" w:firstRow="0" w:lastRow="0" w:firstColumn="0" w:lastColumn="0" w:oddVBand="0" w:evenVBand="0" w:oddHBand="0" w:evenHBand="1" w:firstRowFirstColumn="0" w:firstRowLastColumn="0" w:lastRowFirstColumn="0" w:lastRowLastColumn="0"/>
-            </w:pPr>
-            <w:r>
-              <w:t>5</w:t>
-            </w:r>
-          </w:p>
-        </w:tc>
-      </w:tr>
-      <w:tr>
-        <w:trPr>
-          <w:cnfStyle w:val="000000100000" w:firstRow="0" w:lastRow="0" w:firstColumn="0" w:lastColumn="0" w:oddVBand="0" w:evenVBand="0" w:oddHBand="1" w:evenHBand="0" w:firstRowFirstColumn="0" w:firstRowLastColumn="0" w:lastRowFirstColumn="0" w:lastRowLastColumn="0"/>
-          <w:jc w:val="center"/>
-        </w:trPr>
-        <w:tc>
-          <w:tcPr>
-            <w:cnfStyle w:val="001000000000" w:firstRow="0" w:lastRow="0" w:firstColumn="1" w:lastColumn="0" w:oddVBand="0" w:evenVBand="0" w:oddHBand="0" w:evenHBand="0" w:firstRowFirstColumn="0" w:firstRowLastColumn="0" w:lastRowFirstColumn="0" w:lastRowLastColumn="0"/>
-            <w:tcW w:w="4320" w:type="dxa"/>
-          </w:tcPr>
-          <w:p>
-            <w:r>
-              <w:t>TOTAL</w:t>
-            </w:r>
-          </w:p>
-        </w:tc>
-        <w:tc>
-          <w:tcPr>
-            <w:tcW w:w="4320" w:type="dxa"/>
-          </w:tcPr>
-          <w:p>
-            <w:pPr>
-              <w:cnfStyle w:val="000000100000" w:firstRow="0" w:lastRow="0" w:firstColumn="0" w:lastColumn="0" w:oddVBand="0" w:evenVBand="0" w:oddHBand="1" w:evenHBand="0" w:firstRowFirstColumn="0" w:firstRowLastColumn="0" w:lastRowFirstColumn="0" w:lastRowLastColumn="0"/>
-            </w:pPr>
-            <w:r>
-              <w:t>30</w:t>
-            </w:r>
-          </w:p>
-        </w:tc>
-      </w:tr>
-      <w:tr>
-        <w:trPr>
-          <w:cnfStyle w:val="000000010000" w:firstRow="0" w:lastRow="0" w:firstColumn="0" w:lastColumn="0" w:oddVBand="0" w:evenVBand="0" w:oddHBand="0" w:evenHBand="1" w:firstRowFirstColumn="0" w:firstRowLastColumn="0" w:lastRowFirstColumn="0" w:lastRowLastColumn="0"/>
-          <w:jc w:val="center"/>
-        </w:trPr>
-        <w:tc>
-          <w:tcPr>
-            <w:cnfStyle w:val="001000000000" w:firstRow="0" w:lastRow="0" w:firstColumn="1" w:lastColumn="0" w:oddVBand="0" w:evenVBand="0" w:oddHBand="0" w:evenHBand="0" w:firstRowFirstColumn="0" w:firstRowLastColumn="0" w:lastRowFirstColumn="0" w:lastRowLastColumn="0"/>
-            <w:tcW w:w="4320" w:type="dxa"/>
-          </w:tcPr>
-          <w:p/>
-        </w:tc>
-        <w:tc>
-          <w:tcPr>
-            <w:tcW w:w="4320" w:type="dxa"/>
-          </w:tcPr>
-          <w:p>
-            <w:pPr>
-              <w:cnfStyle w:val="000000010000" w:firstRow="0" w:lastRow="0" w:firstColumn="0" w:lastColumn="0" w:oddVBand="0" w:evenVBand="0" w:oddHBand="0" w:evenHBand="1" w:firstRowFirstColumn="0" w:firstRowLastColumn="0" w:lastRowFirstColumn="0" w:lastRowLastColumn="0"/>
-            </w:pPr>
-          </w:p>
-        </w:tc>
-      </w:tr>
-    </w:tbl>
-    <w:p/>
-    <w:p>
-      <w:pPr>
-        <w:pStyle w:val="Heading3"/>
-      </w:pPr>
       <w:r>
-        <w:t>General Deductions (applied at grader discretion)</w:t>
+        <w:t>there needs to be a frame size to balance the number of distinct pages</w:t>
       </w:r>
-    </w:p>
-    <w:p>
       <w:r>
-        <w:t>The following may result in point deductions from any section where the issue appears:</w:t>
+        <w:t xml:space="preserve"> and the amount of internal fragmentation experienced. </w:t>
       </w:r>
-    </w:p>
-    <w:tbl>
-      <w:tblPr>
-        <w:tblStyle w:val="LightGrid-Accent1"/>
-        <w:tblW w:w="0" w:type="auto"/>
-        <w:jc w:val="center"/>
-        <w:tblLook w:val="04A0" w:firstRow="1" w:lastRow="0" w:firstColumn="1" w:lastColumn="0" w:noHBand="0" w:noVBand="1"/>
-      </w:tblPr>
-      <w:tblGrid>
-        <w:gridCol w:w="2880"/>
-        <w:gridCol w:w="2880"/>
-        <w:gridCol w:w="2880"/>
-      </w:tblGrid>
-      <w:tr>
-        <w:trPr>
-          <w:cnfStyle w:val="100000000000" w:firstRow="1" w:lastRow="0" w:firstColumn="0" w:lastColumn="0" w:oddVBand="0" w:evenVBand="0" w:oddHBand="0" w:evenHBand="0" w:firstRowFirstColumn="0" w:firstRowLastColumn="0" w:lastRowFirstColumn="0" w:lastRowLastColumn="0"/>
-          <w:jc w:val="center"/>
-        </w:trPr>
-        <w:tc>
-          <w:tcPr>
-            <w:cnfStyle w:val="001000000000" w:firstRow="0" w:lastRow="0" w:firstColumn="1" w:lastColumn="0" w:oddVBand="0" w:evenVBand="0" w:oddHBand="0" w:evenHBand="0" w:firstRowFirstColumn="0" w:firstRowLastColumn="0" w:lastRowFirstColumn="0" w:lastRowLastColumn="0"/>
-            <w:tcW w:w="2880" w:type="dxa"/>
-          </w:tcPr>
-          <w:p>
-            <w:r>
-              <w:t>Issue</w:t>
-            </w:r>
-          </w:p>
-        </w:tc>
-        <w:tc>
-          <w:tcPr>
-            <w:tcW w:w="2880" w:type="dxa"/>
-          </w:tcPr>
-          <w:p>
-            <w:pPr>
-              <w:cnfStyle w:val="100000000000" w:firstRow="1" w:lastRow="0" w:firstColumn="0" w:lastColumn="0" w:oddVBand="0" w:evenVBand="0" w:oddHBand="0" w:evenHBand="0" w:firstRowFirstColumn="0" w:firstRowLastColumn="0" w:lastRowFirstColumn="0" w:lastRowLastColumn="0"/>
-            </w:pPr>
-            <w:r>
-              <w:t>Deduction</w:t>
-            </w:r>
-          </w:p>
-        </w:tc>
-        <w:tc>
-          <w:tcPr>
-            <w:tcW w:w="2880" w:type="dxa"/>
-          </w:tcPr>
-          <w:p>
-            <w:pPr>
-              <w:cnfStyle w:val="100000000000" w:firstRow="1" w:lastRow="0" w:firstColumn="0" w:lastColumn="0" w:oddVBand="0" w:evenVBand="0" w:oddHBand="0" w:evenHBand="0" w:firstRowFirstColumn="0" w:firstRowLastColumn="0" w:lastRowFirstColumn="0" w:lastRowLastColumn="0"/>
-            </w:pPr>
-            <w:r>
-              <w:t>Description</w:t>
-            </w:r>
-          </w:p>
-        </w:tc>
-      </w:tr>
-      <w:tr>
-        <w:trPr>
-          <w:cnfStyle w:val="000000100000" w:firstRow="0" w:lastRow="0" w:firstColumn="0" w:lastColumn="0" w:oddVBand="0" w:evenVBand="0" w:oddHBand="1" w:evenHBand="0" w:firstRowFirstColumn="0" w:firstRowLastColumn="0" w:lastRowFirstColumn="0" w:lastRowLastColumn="0"/>
-          <w:jc w:val="center"/>
-        </w:trPr>
-        <w:tc>
-          <w:tcPr>
-            <w:cnfStyle w:val="001000000000" w:firstRow="0" w:lastRow="0" w:firstColumn="1" w:lastColumn="0" w:oddVBand="0" w:evenVBand="0" w:oddHBand="0" w:evenHBand="0" w:firstRowFirstColumn="0" w:firstRowLastColumn="0" w:lastRowFirstColumn="0" w:lastRowLastColumn="0"/>
-            <w:tcW w:w="2880" w:type="dxa"/>
-          </w:tcPr>
-          <w:p>
-            <w:r>
-              <w:t>Insufficient technical depth</w:t>
-            </w:r>
-          </w:p>
-        </w:tc>
-        <w:tc>
-          <w:tcPr>
-            <w:tcW w:w="2880" w:type="dxa"/>
-          </w:tcPr>
-          <w:p>
-            <w:pPr>
-              <w:cnfStyle w:val="000000100000" w:firstRow="0" w:lastRow="0" w:firstColumn="0" w:lastColumn="0" w:oddVBand="0" w:evenVBand="0" w:oddHBand="1" w:evenHBand="0" w:firstRowFirstColumn="0" w:firstRowLastColumn="0" w:lastRowFirstColumn="0" w:lastRowLastColumn="0"/>
-            </w:pPr>
-            <w:r>
-              <w:t>up to -3 pts</w:t>
-            </w:r>
-          </w:p>
-        </w:tc>
-        <w:tc>
-          <w:tcPr>
-            <w:tcW w:w="2880" w:type="dxa"/>
-          </w:tcPr>
-          <w:p>
-            <w:pPr>
-              <w:cnfStyle w:val="000000100000" w:firstRow="0" w:lastRow="0" w:firstColumn="0" w:lastColumn="0" w:oddVBand="0" w:evenVBand="0" w:oddHBand="1" w:evenHBand="0" w:firstRowFirstColumn="0" w:firstRowLastColumn="0" w:lastRowFirstColumn="0" w:lastRowLastColumn="0"/>
-            </w:pPr>
-            <w:r>
-              <w:t>Analysis should reflect understanding of virtual memory, page replacement, and working set concepts — not just restate numbers from the data.</w:t>
-            </w:r>
-          </w:p>
-        </w:tc>
-      </w:tr>
-      <w:tr>
-        <w:trPr>
-          <w:cnfStyle w:val="000000010000" w:firstRow="0" w:lastRow="0" w:firstColumn="0" w:lastColumn="0" w:oddVBand="0" w:evenVBand="0" w:oddHBand="0" w:evenHBand="1" w:firstRowFirstColumn="0" w:firstRowLastColumn="0" w:lastRowFirstColumn="0" w:lastRowLastColumn="0"/>
-          <w:jc w:val="center"/>
-        </w:trPr>
-        <w:tc>
-          <w:tcPr>
-            <w:cnfStyle w:val="001000000000" w:firstRow="0" w:lastRow="0" w:firstColumn="1" w:lastColumn="0" w:oddVBand="0" w:evenVBand="0" w:oddHBand="0" w:evenHBand="0" w:firstRowFirstColumn="0" w:firstRowLastColumn="0" w:lastRowFirstColumn="0" w:lastRowLastColumn="0"/>
-            <w:tcW w:w="2880" w:type="dxa"/>
-          </w:tcPr>
-          <w:p>
-            <w:r>
-              <w:t>Unprofessional presentation</w:t>
-            </w:r>
-          </w:p>
-        </w:tc>
-        <w:tc>
-          <w:tcPr>
-            <w:tcW w:w="2880" w:type="dxa"/>
-          </w:tcPr>
-          <w:p>
-            <w:pPr>
-              <w:cnfStyle w:val="000000010000" w:firstRow="0" w:lastRow="0" w:firstColumn="0" w:lastColumn="0" w:oddVBand="0" w:evenVBand="0" w:oddHBand="0" w:evenHBand="1" w:firstRowFirstColumn="0" w:firstRowLastColumn="0" w:lastRowFirstColumn="0" w:lastRowLastColumn="0"/>
-            </w:pPr>
-            <w:r>
-              <w:t>up to -3 pts</w:t>
-            </w:r>
-          </w:p>
-        </w:tc>
-        <w:tc>
-          <w:tcPr>
-            <w:tcW w:w="2880" w:type="dxa"/>
-          </w:tcPr>
-          <w:p>
-            <w:pPr>
-              <w:cnfStyle w:val="000000010000" w:firstRow="0" w:lastRow="0" w:firstColumn="0" w:lastColumn="0" w:oddVBand="0" w:evenVBand="0" w:oddHBand="0" w:evenHBand="1" w:firstRowFirstColumn="0" w:firstRowLastColumn="0" w:lastRowFirstColumn="0" w:lastRowLastColumn="0"/>
-            </w:pPr>
-            <w:r>
-              <w:t>The report should read as a polished technical document suitable for a professional audience. Sloppy formatting, missing chart labels, or inconsistent style will result in deductions.</w:t>
-            </w:r>
-          </w:p>
-        </w:tc>
-      </w:tr>
-      <w:tr>
-        <w:trPr>
-          <w:cnfStyle w:val="000000100000" w:firstRow="0" w:lastRow="0" w:firstColumn="0" w:lastColumn="0" w:oddVBand="0" w:evenVBand="0" w:oddHBand="1" w:evenHBand="0" w:firstRowFirstColumn="0" w:firstRowLastColumn="0" w:lastRowFirstColumn="0" w:lastRowLastColumn="0"/>
-          <w:jc w:val="center"/>
-        </w:trPr>
-        <w:tc>
-          <w:tcPr>
-            <w:cnfStyle w:val="001000000000" w:firstRow="0" w:lastRow="0" w:firstColumn="1" w:lastColumn="0" w:oddVBand="0" w:evenVBand="0" w:oddHBand="0" w:evenHBand="0" w:firstRowFirstColumn="0" w:firstRowLastColumn="0" w:lastRowFirstColumn="0" w:lastRowLastColumn="0"/>
-            <w:tcW w:w="2880" w:type="dxa"/>
-          </w:tcPr>
-          <w:p>
-            <w:r>
-              <w:t>Spelling and grammar errors</w:t>
-            </w:r>
-          </w:p>
-        </w:tc>
-        <w:tc>
-          <w:tcPr>
-            <w:tcW w:w="2880" w:type="dxa"/>
-          </w:tcPr>
-          <w:p>
-            <w:pPr>
-              <w:cnfStyle w:val="000000100000" w:firstRow="0" w:lastRow="0" w:firstColumn="0" w:lastColumn="0" w:oddVBand="0" w:evenVBand="0" w:oddHBand="1" w:evenHBand="0" w:firstRowFirstColumn="0" w:firstRowLastColumn="0" w:lastRowFirstColumn="0" w:lastRowLastColumn="0"/>
-            </w:pPr>
-            <w:r>
-              <w:t>up to -2 pts</w:t>
-            </w:r>
-          </w:p>
-        </w:tc>
-        <w:tc>
-          <w:tcPr>
-            <w:tcW w:w="2880" w:type="dxa"/>
-          </w:tcPr>
-          <w:p>
-            <w:pPr>
-              <w:cnfStyle w:val="000000100000" w:firstRow="0" w:lastRow="0" w:firstColumn="0" w:lastColumn="0" w:oddVBand="0" w:evenVBand="0" w:oddHBand="1" w:evenHBand="0" w:firstRowFirstColumn="0" w:firstRowLastColumn="0" w:lastRowFirstColumn="0" w:lastRowLastColumn="0"/>
-            </w:pPr>
-            <w:r>
-              <w:t>Proofread carefully. Use a spell checker. Technical writing demands precision in language as well as content.</w:t>
-            </w:r>
-          </w:p>
-        </w:tc>
-      </w:tr>
-      <w:tr>
-        <w:trPr>
-          <w:cnfStyle w:val="000000010000" w:firstRow="0" w:lastRow="0" w:firstColumn="0" w:lastColumn="0" w:oddVBand="0" w:evenVBand="0" w:oddHBand="0" w:evenHBand="1" w:firstRowFirstColumn="0" w:firstRowLastColumn="0" w:lastRowFirstColumn="0" w:lastRowLastColumn="0"/>
-          <w:jc w:val="center"/>
-        </w:trPr>
-        <w:tc>
-          <w:tcPr>
-            <w:cnfStyle w:val="001000000000" w:firstRow="0" w:lastRow="0" w:firstColumn="1" w:lastColumn="0" w:oddVBand="0" w:evenVBand="0" w:oddHBand="0" w:evenHBand="0" w:firstRowFirstColumn="0" w:firstRowLastColumn="0" w:lastRowFirstColumn="0" w:lastRowLastColumn="0"/>
-            <w:tcW w:w="2880" w:type="dxa"/>
-          </w:tcPr>
-          <w:p>
-            <w:r>
-              <w:t>Use of first person</w:t>
-            </w:r>
-          </w:p>
-        </w:tc>
-        <w:tc>
-          <w:tcPr>
-            <w:tcW w:w="2880" w:type="dxa"/>
-          </w:tcPr>
-          <w:p>
-            <w:pPr>
-              <w:cnfStyle w:val="000000010000" w:firstRow="0" w:lastRow="0" w:firstColumn="0" w:lastColumn="0" w:oddVBand="0" w:evenVBand="0" w:oddHBand="0" w:evenHBand="1" w:firstRowFirstColumn="0" w:firstRowLastColumn="0" w:lastRowFirstColumn="0" w:lastRowLastColumn="0"/>
-            </w:pPr>
-            <w:r>
-              <w:t>up to -2 pts</w:t>
-            </w:r>
-          </w:p>
-        </w:tc>
-        <w:tc>
-          <w:tcPr>
-            <w:tcW w:w="2880" w:type="dxa"/>
-          </w:tcPr>
-          <w:p>
-            <w:pPr>
-              <w:cnfStyle w:val="000000010000" w:firstRow="0" w:lastRow="0" w:firstColumn="0" w:lastColumn="0" w:oddVBand="0" w:evenVBand="0" w:oddHBand="0" w:evenHBand="1" w:firstRowFirstColumn="0" w:firstRowLastColumn="0" w:lastRowFirstColumn="0" w:lastRowLastColumn="0"/>
-            </w:pPr>
-            <w:r>
-              <w:t>Do not use "I," "we," "my," or "our." Write from an objective, third-person perspective throughout.</w:t>
-            </w:r>
-          </w:p>
-        </w:tc>
-      </w:tr>
-      <w:tr>
-        <w:trPr>
-          <w:cnfStyle w:val="000000100000" w:firstRow="0" w:lastRow="0" w:firstColumn="0" w:lastColumn="0" w:oddVBand="0" w:evenVBand="0" w:oddHBand="1" w:evenHBand="0" w:firstRowFirstColumn="0" w:firstRowLastColumn="0" w:lastRowFirstColumn="0" w:lastRowLastColumn="0"/>
-          <w:jc w:val="center"/>
-        </w:trPr>
-        <w:tc>
-          <w:tcPr>
-            <w:cnfStyle w:val="001000000000" w:firstRow="0" w:lastRow="0" w:firstColumn="1" w:lastColumn="0" w:oddVBand="0" w:evenVBand="0" w:oddHBand="0" w:evenHBand="0" w:firstRowFirstColumn="0" w:firstRowLastColumn="0" w:lastRowFirstColumn="0" w:lastRowLastColumn="0"/>
-            <w:tcW w:w="2880" w:type="dxa"/>
-          </w:tcPr>
-          <w:p>
-            <w:r>
-              <w:t>Passive voice</w:t>
-            </w:r>
-          </w:p>
-        </w:tc>
-        <w:tc>
-          <w:tcPr>
-            <w:tcW w:w="2880" w:type="dxa"/>
-          </w:tcPr>
-          <w:p>
-            <w:pPr>
-              <w:cnfStyle w:val="000000100000" w:firstRow="0" w:lastRow="0" w:firstColumn="0" w:lastColumn="0" w:oddVBand="0" w:evenVBand="0" w:oddHBand="1" w:evenHBand="0" w:firstRowFirstColumn="0" w:firstRowLastColumn="0" w:lastRowFirstColumn="0" w:lastRowLastColumn="0"/>
-            </w:pPr>
-            <w:r>
-              <w:t>up to -1 pt</w:t>
-            </w:r>
-          </w:p>
-        </w:tc>
-        <w:tc>
-          <w:tcPr>
-            <w:tcW w:w="2880" w:type="dxa"/>
-          </w:tcPr>
-          <w:p>
-            <w:pPr>
-              <w:cnfStyle w:val="000000100000" w:firstRow="0" w:lastRow="0" w:firstColumn="0" w:lastColumn="0" w:oddVBand="0" w:evenVBand="0" w:oddHBand="1" w:evenHBand="0" w:firstRowFirstColumn="0" w:firstRowLastColumn="0" w:lastRowFirstColumn="0" w:lastRowLastColumn="0"/>
-            </w:pPr>
-            <w:r>
-              <w:t xml:space="preserve">Use active voice. Write "LRU </w:t>
-            </w:r>
-            <w:r>
-              <w:lastRenderedPageBreak/>
-              <w:t>reduces the fault rate" rather than "The fault rate is reduced by LRU."</w:t>
-            </w:r>
-          </w:p>
-        </w:tc>
-      </w:tr>
-      <w:tr>
-        <w:trPr>
-          <w:cnfStyle w:val="000000010000" w:firstRow="0" w:lastRow="0" w:firstColumn="0" w:lastColumn="0" w:oddVBand="0" w:evenVBand="0" w:oddHBand="0" w:evenHBand="1" w:firstRowFirstColumn="0" w:firstRowLastColumn="0" w:lastRowFirstColumn="0" w:lastRowLastColumn="0"/>
-          <w:jc w:val="center"/>
-        </w:trPr>
-        <w:tc>
-          <w:tcPr>
-            <w:cnfStyle w:val="001000000000" w:firstRow="0" w:lastRow="0" w:firstColumn="1" w:lastColumn="0" w:oddVBand="0" w:evenVBand="0" w:oddHBand="0" w:evenHBand="0" w:firstRowFirstColumn="0" w:firstRowLastColumn="0" w:lastRowFirstColumn="0" w:lastRowLastColumn="0"/>
-            <w:tcW w:w="2880" w:type="dxa"/>
-          </w:tcPr>
-          <w:p>
-            <w:r>
-              <w:lastRenderedPageBreak/>
-              <w:t>Verbose or unclear writing</w:t>
-            </w:r>
-          </w:p>
-        </w:tc>
-        <w:tc>
-          <w:tcPr>
-            <w:tcW w:w="2880" w:type="dxa"/>
-          </w:tcPr>
-          <w:p>
-            <w:pPr>
-              <w:cnfStyle w:val="000000010000" w:firstRow="0" w:lastRow="0" w:firstColumn="0" w:lastColumn="0" w:oddVBand="0" w:evenVBand="0" w:oddHBand="0" w:evenHBand="1" w:firstRowFirstColumn="0" w:firstRowLastColumn="0" w:lastRowFirstColumn="0" w:lastRowLastColumn="0"/>
-            </w:pPr>
-            <w:r>
-              <w:t>up to -2 pts</w:t>
-            </w:r>
-          </w:p>
-        </w:tc>
-        <w:tc>
-          <w:tcPr>
-            <w:tcW w:w="2880" w:type="dxa"/>
-          </w:tcPr>
-          <w:p>
-            <w:pPr>
-              <w:cnfStyle w:val="000000010000" w:firstRow="0" w:lastRow="0" w:firstColumn="0" w:lastColumn="0" w:oddVBand="0" w:evenVBand="0" w:oddHBand="0" w:evenHBand="1" w:firstRowFirstColumn="0" w:firstRowLastColumn="0" w:lastRowFirstColumn="0" w:lastRowLastColumn="0"/>
-            </w:pPr>
-            <w:r>
-              <w:t>Be direct and concise. Every sentence should contribute meaningful analysis. Avoid filler, redundancy, and vague statements such as "the results were interesting."</w:t>
-            </w:r>
-          </w:p>
-        </w:tc>
-      </w:tr>
-    </w:tbl>
-    <w:p/>
-    <w:p>
-      <w:pPr>
-        <w:pStyle w:val="Heading3"/>
-      </w:pPr>
       <w:r>
-        <w:t>Submission Checklist</w:t>
+        <w:t>In this case, t</w:t>
       </w:r>
-    </w:p>
-    <w:p>
-      <w:pPr>
-        <w:pStyle w:val="ListBullet"/>
-      </w:pPr>
       <w:r>
-        <w:t>All 8 charts embedded directly in the document (not linked)</w:t>
+        <w:t xml:space="preserve">he data </w:t>
       </w:r>
-    </w:p>
-    <w:p>
-      <w:pPr>
-        <w:pStyle w:val="ListBullet"/>
-      </w:pPr>
       <w:r>
-        <w:t>Each chart has a descriptive title (e.g., "Page-Fault Rate vs. Frames — 4KB")</w:t>
+        <w:t xml:space="preserve">in this report </w:t>
       </w:r>
-    </w:p>
-    <w:p>
-      <w:pPr>
-        <w:pStyle w:val="ListBullet"/>
-      </w:pPr>
       <w:r>
-        <w:t>Axes labeled with units on every chart</w:t>
+        <w:t>suggests that a smaller fame size i</w:t>
       </w:r>
-    </w:p>
-    <w:p>
-      <w:pPr>
-        <w:pStyle w:val="ListBullet"/>
-      </w:pPr>
       <w:r>
-        <w:t>10% reference line on all 4 fault-rate charts</w:t>
+        <w:t>s more beneficial than a larger frame size</w:t>
       </w:r>
-    </w:p>
-    <w:p>
-      <w:pPr>
-        <w:pStyle w:val="ListBullet"/>
-      </w:pPr>
       <w:r>
-        <w:t>Minimum 250 words of written analysis</w:t>
+        <w:t xml:space="preserve">. Using a larger frame size would decrease the number of pages used, but the </w:t>
       </w:r>
-    </w:p>
-    <w:p>
-      <w:pPr>
-        <w:pStyle w:val="ListBullet"/>
-      </w:pPr>
       <w:r>
-        <w:t>No first person; active voice; concise language</w:t>
+        <w:t xml:space="preserve">size of memory </w:t>
       </w:r>
-    </w:p>
-    <w:p>
-      <w:pPr>
-        <w:pStyle w:val="ListBullet"/>
-      </w:pPr>
       <w:r>
-        <w:t>No spelling or grammar errors</w:t>
+        <w:t>required,</w:t>
       </w:r>
-    </w:p>
-    <w:p>
-      <w:pPr>
-        <w:pStyle w:val="ListBullet"/>
-      </w:pPr>
       <w:r>
-        <w:t>Report stands alone — readable without consulting CSV files</w:t>
+        <w:t xml:space="preserve"> and the internal fragmentation experienced </w:t>
       </w:r>
-    </w:p>
-    <w:p>
-      <w:pPr>
-        <w:pStyle w:val="ListBullet"/>
-      </w:pPr>
       <w:r>
-        <w:t>Documentation statement completed in both main.c and this report</w:t>
-      </w:r>
-    </w:p>
-    <w:p>
-      <w:pPr>
-        <w:pStyle w:val="ListBullet"/>
-      </w:pPr>
-      <w:r>
-        <w:t>File saved as .docx and committed to GitHub repo</w:t>
+        <w:t xml:space="preserve">would render large frame sizes inefficient compared to smaller frame sizes. </w:t>
       </w:r>
     </w:p>
     <w:sectPr>
@@ -2034,7 +1758,6 @@
   <w:style w:type="character" w:default="1" w:styleId="DefaultParagraphFont">
     <w:name w:val="Default Paragraph Font"/>
     <w:uiPriority w:val="1"/>
-    <w:semiHidden/>
     <w:unhideWhenUsed/>
   </w:style>
   <w:style w:type="table" w:default="1" w:styleId="TableNormal">
